--- a/DeepSkilling/Module-1/Design Patterns and Principles.docx
+++ b/DeepSkilling/Module-1/Design Patterns and Principles.docx
@@ -51,208 +51,216 @@
     </w:p>
     <w:p>
       <w:r>
-        <w:t xml:space="preserve">        private </w:t>
-      </w:r>
-      <w:proofErr w:type="gramStart"/>
-      <w:r>
-        <w:t>Logger(</w:t>
-      </w:r>
-      <w:proofErr w:type="gramEnd"/>
+        <w:t xml:space="preserve">        private Logger()</w:t>
+      </w:r>
+    </w:p>
+    <w:p>
+      <w:r>
+        <w:t xml:space="preserve">        {</w:t>
+      </w:r>
+    </w:p>
+    <w:p>
+      <w:r>
+        <w:t xml:space="preserve">            </w:t>
+      </w:r>
+      <w:proofErr w:type="spellStart"/>
+      <w:r>
+        <w:t>Console.WriteLine</w:t>
+      </w:r>
+      <w:proofErr w:type="spellEnd"/>
+      <w:r>
+        <w:t>("Logger Instance Created");</w:t>
+      </w:r>
+    </w:p>
+    <w:p>
+      <w:r>
+        <w:t xml:space="preserve">        }</w:t>
+      </w:r>
+    </w:p>
+    <w:p>
+      <w:r>
+        <w:t xml:space="preserve">        public static Logger </w:t>
+      </w:r>
+      <w:proofErr w:type="spellStart"/>
+      <w:r>
+        <w:t>GetInstance</w:t>
+      </w:r>
+      <w:proofErr w:type="spellEnd"/>
+      <w:r>
+        <w:t>()</w:t>
+      </w:r>
+    </w:p>
+    <w:p>
+      <w:r>
+        <w:t xml:space="preserve">        {</w:t>
+      </w:r>
+    </w:p>
+    <w:p>
+      <w:r>
+        <w:t xml:space="preserve">            if (instance == null)</w:t>
+      </w:r>
+    </w:p>
+    <w:p>
+      <w:r>
+        <w:t xml:space="preserve">            {</w:t>
+      </w:r>
+    </w:p>
+    <w:p>
+      <w:r>
+        <w:t xml:space="preserve">                instance = new Logger();</w:t>
+      </w:r>
+    </w:p>
+    <w:p>
+      <w:r>
+        <w:t xml:space="preserve">            }</w:t>
+      </w:r>
+    </w:p>
+    <w:p>
+      <w:r>
+        <w:t xml:space="preserve">            return instance;</w:t>
+      </w:r>
+    </w:p>
+    <w:p>
+      <w:r>
+        <w:t xml:space="preserve">        }</w:t>
+      </w:r>
+    </w:p>
+    <w:p>
+      <w:r>
+        <w:t xml:space="preserve">        public void Log(string message)</w:t>
+      </w:r>
+    </w:p>
+    <w:p>
+      <w:r>
+        <w:t xml:space="preserve">        {</w:t>
+      </w:r>
+    </w:p>
+    <w:p>
+      <w:r>
+        <w:t xml:space="preserve">            </w:t>
+      </w:r>
+      <w:proofErr w:type="spellStart"/>
+      <w:r>
+        <w:t>Console.WriteLine</w:t>
+      </w:r>
+      <w:proofErr w:type="spellEnd"/>
+      <w:r>
+        <w:t>("LOG: " + message);</w:t>
+      </w:r>
+    </w:p>
+    <w:p>
+      <w:r>
+        <w:t xml:space="preserve">        }</w:t>
+      </w:r>
+    </w:p>
+    <w:p>
+      <w:r>
+        <w:t xml:space="preserve">    }</w:t>
+      </w:r>
+    </w:p>
+    <w:p>
+      <w:r>
+        <w:t xml:space="preserve">    class Program</w:t>
+      </w:r>
+    </w:p>
+    <w:p>
+      <w:r>
+        <w:t xml:space="preserve">    {</w:t>
+      </w:r>
+    </w:p>
+    <w:p>
+      <w:r>
+        <w:t xml:space="preserve">        static void Main(string[] </w:t>
+      </w:r>
+      <w:proofErr w:type="spellStart"/>
+      <w:r>
+        <w:t>args</w:t>
+      </w:r>
+      <w:proofErr w:type="spellEnd"/>
       <w:r>
         <w:t>)</w:t>
       </w:r>
     </w:p>
     <w:p>
-      <w:r>
-        <w:t xml:space="preserve">        {</w:t>
-      </w:r>
-    </w:p>
-    <w:p>
-      <w:r>
-        <w:t xml:space="preserve">            </w:t>
-      </w:r>
-      <w:proofErr w:type="spellStart"/>
-      <w:r>
-        <w:t>Console.WriteLine</w:t>
-      </w:r>
-      <w:proofErr w:type="spellEnd"/>
-      <w:r>
-        <w:t>("Logger Instance Created");</w:t>
-      </w:r>
-    </w:p>
-    <w:p>
-      <w:r>
-        <w:t xml:space="preserve">        }</w:t>
-      </w:r>
-    </w:p>
-    <w:p>
-      <w:r>
-        <w:t xml:space="preserve">        public static Logger </w:t>
-      </w:r>
-      <w:proofErr w:type="spellStart"/>
-      <w:proofErr w:type="gramStart"/>
-      <w:r>
-        <w:t>GetInstance</w:t>
-      </w:r>
-      <w:proofErr w:type="spellEnd"/>
-      <w:r>
-        <w:t>(</w:t>
-      </w:r>
-      <w:proofErr w:type="gramEnd"/>
-      <w:r>
-        <w:t>)</w:t>
-      </w:r>
-    </w:p>
-    <w:p>
-      <w:r>
-        <w:t xml:space="preserve">        {</w:t>
-      </w:r>
-    </w:p>
-    <w:p>
-      <w:r>
-        <w:t xml:space="preserve">            if (instance == null)</w:t>
-      </w:r>
-    </w:p>
-    <w:p>
-      <w:r>
-        <w:t xml:space="preserve">            {</w:t>
-      </w:r>
-    </w:p>
-    <w:p>
-      <w:r>
-        <w:t xml:space="preserve">                instance = new </w:t>
-      </w:r>
-      <w:proofErr w:type="gramStart"/>
-      <w:r>
-        <w:t>Logger(</w:t>
-      </w:r>
-      <w:proofErr w:type="gramEnd"/>
-      <w:r>
-        <w:t>);</w:t>
-      </w:r>
-    </w:p>
-    <w:p>
-      <w:r>
-        <w:t xml:space="preserve">            }</w:t>
-      </w:r>
-    </w:p>
-    <w:p>
-      <w:r>
-        <w:t xml:space="preserve">            return instance;</w:t>
-      </w:r>
-    </w:p>
-    <w:p>
-      <w:r>
-        <w:t xml:space="preserve">        }</w:t>
-      </w:r>
-    </w:p>
-    <w:p>
-      <w:r>
-        <w:t xml:space="preserve">        public void </w:t>
-      </w:r>
-      <w:proofErr w:type="gramStart"/>
-      <w:r>
-        <w:t>Log(</w:t>
-      </w:r>
-      <w:proofErr w:type="gramEnd"/>
-      <w:r>
-        <w:t>string message)</w:t>
-      </w:r>
-    </w:p>
-    <w:p>
-      <w:r>
-        <w:t xml:space="preserve">        {</w:t>
-      </w:r>
-    </w:p>
-    <w:p>
-      <w:r>
-        <w:t xml:space="preserve">            </w:t>
-      </w:r>
-      <w:proofErr w:type="spellStart"/>
-      <w:r>
-        <w:t>Console.WriteLine</w:t>
-      </w:r>
-      <w:proofErr w:type="spellEnd"/>
-      <w:r>
-        <w:t>("LOG: " + message);</w:t>
-      </w:r>
-    </w:p>
-    <w:p>
-      <w:r>
-        <w:t xml:space="preserve">        }</w:t>
-      </w:r>
-    </w:p>
-    <w:p>
-      <w:r>
-        <w:t xml:space="preserve">    }</w:t>
-      </w:r>
-    </w:p>
-    <w:p>
-      <w:r>
-        <w:t xml:space="preserve">    class Program</w:t>
-      </w:r>
-    </w:p>
-    <w:p>
-      <w:r>
-        <w:t xml:space="preserve">    {</w:t>
-      </w:r>
-    </w:p>
-    <w:p>
-      <w:r>
-        <w:t xml:space="preserve">        static void Main(</w:t>
-      </w:r>
-      <w:proofErr w:type="gramStart"/>
-      <w:r>
-        <w:t>string[</w:t>
-      </w:r>
-      <w:proofErr w:type="gramEnd"/>
-      <w:r>
-        <w:t xml:space="preserve">] </w:t>
-      </w:r>
-      <w:proofErr w:type="spellStart"/>
-      <w:r>
-        <w:t>args</w:t>
-      </w:r>
-      <w:proofErr w:type="spellEnd"/>
-      <w:r>
-        <w:t>)</w:t>
-      </w:r>
-    </w:p>
-    <w:p>
-      <w:r>
-        <w:t xml:space="preserve">        {</w:t>
-      </w:r>
-    </w:p>
-    <w:p>
-      <w:r>
+      <w:pPr>
+        <w:rPr>
+          <w:lang w:val="fr-FR"/>
+        </w:rPr>
+      </w:pPr>
+      <w:r>
+        <w:t xml:space="preserve">        </w:t>
+      </w:r>
+      <w:r>
+        <w:rPr>
+          <w:lang w:val="fr-FR"/>
+        </w:rPr>
+        <w:t>{</w:t>
+      </w:r>
+    </w:p>
+    <w:p>
+      <w:pPr>
+        <w:rPr>
+          <w:lang w:val="fr-FR"/>
+        </w:rPr>
+      </w:pPr>
+      <w:r>
+        <w:rPr>
+          <w:lang w:val="fr-FR"/>
+        </w:rPr>
         <w:lastRenderedPageBreak/>
         <w:t xml:space="preserve">            Logger logger1 = </w:t>
       </w:r>
       <w:proofErr w:type="spellStart"/>
       <w:r>
+        <w:rPr>
+          <w:lang w:val="fr-FR"/>
+        </w:rPr>
         <w:t>Logger.GetInstance</w:t>
       </w:r>
       <w:proofErr w:type="spellEnd"/>
       <w:r>
+        <w:rPr>
+          <w:lang w:val="fr-FR"/>
+        </w:rPr>
         <w:t>();</w:t>
       </w:r>
     </w:p>
     <w:p>
-      <w:r>
+      <w:pPr>
+        <w:rPr>
+          <w:lang w:val="fr-FR"/>
+        </w:rPr>
+      </w:pPr>
+      <w:r>
+        <w:rPr>
+          <w:lang w:val="fr-FR"/>
+        </w:rPr>
         <w:t xml:space="preserve">            Logger logger2 = </w:t>
       </w:r>
       <w:proofErr w:type="spellStart"/>
       <w:r>
+        <w:rPr>
+          <w:lang w:val="fr-FR"/>
+        </w:rPr>
         <w:t>Logger.GetInstance</w:t>
       </w:r>
       <w:proofErr w:type="spellEnd"/>
       <w:r>
+        <w:rPr>
+          <w:lang w:val="fr-FR"/>
+        </w:rPr>
         <w:t>();</w:t>
       </w:r>
     </w:p>
     <w:p>
       <w:r>
-        <w:t xml:space="preserve">            logger1.Log("Application Started");</w:t>
+        <w:rPr>
+          <w:lang w:val="fr-FR"/>
+        </w:rPr>
+        <w:t xml:space="preserve">            </w:t>
+      </w:r>
+      <w:r>
+        <w:t>logger1.Log("Application Started");</w:t>
       </w:r>
     </w:p>
     <w:p>
@@ -355,6 +363,7 @@
       </w:pPr>
       <w:r>
         <w:rPr>
+          <w:noProof/>
           <w:sz w:val="32"/>
           <w:szCs w:val="32"/>
         </w:rPr>
@@ -476,15 +485,7 @@
     <w:p>
       <w:r>
         <w:lastRenderedPageBreak/>
-        <w:t xml:space="preserve">    void </w:t>
-      </w:r>
-      <w:proofErr w:type="gramStart"/>
-      <w:r>
-        <w:t>Open(</w:t>
-      </w:r>
-      <w:proofErr w:type="gramEnd"/>
-      <w:r>
-        <w:t>);</w:t>
+        <w:t xml:space="preserve">    void Open();</w:t>
       </w:r>
     </w:p>
     <w:p>
@@ -498,17 +499,12 @@
         <w:t xml:space="preserve">class </w:t>
       </w:r>
       <w:proofErr w:type="spellStart"/>
-      <w:proofErr w:type="gramStart"/>
       <w:r>
         <w:t>WordDocument</w:t>
       </w:r>
       <w:proofErr w:type="spellEnd"/>
       <w:r>
-        <w:t xml:space="preserve"> :</w:t>
-      </w:r>
-      <w:proofErr w:type="gramEnd"/>
-      <w:r>
-        <w:t xml:space="preserve"> </w:t>
+        <w:t xml:space="preserve"> : </w:t>
       </w:r>
       <w:proofErr w:type="spellStart"/>
       <w:r>
@@ -523,15 +519,7 @@
     </w:p>
     <w:p>
       <w:r>
-        <w:t xml:space="preserve">    public void </w:t>
-      </w:r>
-      <w:proofErr w:type="gramStart"/>
-      <w:r>
-        <w:t>Open(</w:t>
-      </w:r>
-      <w:proofErr w:type="gramEnd"/>
-      <w:r>
-        <w:t>)</w:t>
+        <w:t xml:space="preserve">    public void Open()</w:t>
       </w:r>
     </w:p>
     <w:p>
@@ -568,17 +556,12 @@
         <w:t xml:space="preserve">class </w:t>
       </w:r>
       <w:proofErr w:type="spellStart"/>
-      <w:proofErr w:type="gramStart"/>
       <w:r>
         <w:t>PdfDocument</w:t>
       </w:r>
       <w:proofErr w:type="spellEnd"/>
       <w:r>
-        <w:t xml:space="preserve"> :</w:t>
-      </w:r>
-      <w:proofErr w:type="gramEnd"/>
-      <w:r>
-        <w:t xml:space="preserve"> </w:t>
+        <w:t xml:space="preserve"> : </w:t>
       </w:r>
       <w:proofErr w:type="spellStart"/>
       <w:r>
@@ -593,15 +576,7 @@
     </w:p>
     <w:p>
       <w:r>
-        <w:t xml:space="preserve">    public void </w:t>
-      </w:r>
-      <w:proofErr w:type="gramStart"/>
-      <w:r>
-        <w:t>Open(</w:t>
-      </w:r>
-      <w:proofErr w:type="gramEnd"/>
-      <w:r>
-        <w:t>)</w:t>
+        <w:t xml:space="preserve">    public void Open()</w:t>
       </w:r>
     </w:p>
     <w:p>
@@ -638,17 +613,12 @@
         <w:t xml:space="preserve">class </w:t>
       </w:r>
       <w:proofErr w:type="spellStart"/>
-      <w:proofErr w:type="gramStart"/>
       <w:r>
         <w:t>ExcelDocument</w:t>
       </w:r>
       <w:proofErr w:type="spellEnd"/>
       <w:r>
-        <w:t xml:space="preserve"> :</w:t>
-      </w:r>
-      <w:proofErr w:type="gramEnd"/>
-      <w:r>
-        <w:t xml:space="preserve"> </w:t>
+        <w:t xml:space="preserve"> : </w:t>
       </w:r>
       <w:proofErr w:type="spellStart"/>
       <w:r>
@@ -663,15 +633,7 @@
     </w:p>
     <w:p>
       <w:r>
-        <w:t xml:space="preserve">    public void </w:t>
-      </w:r>
-      <w:proofErr w:type="gramStart"/>
-      <w:r>
-        <w:t>Open(</w:t>
-      </w:r>
-      <w:proofErr w:type="gramEnd"/>
-      <w:r>
-        <w:t>)</w:t>
+        <w:t xml:space="preserve">    public void Open()</w:t>
       </w:r>
     </w:p>
     <w:p>
@@ -732,17 +694,12 @@
         <w:t xml:space="preserve"> </w:t>
       </w:r>
       <w:proofErr w:type="spellStart"/>
-      <w:proofErr w:type="gramStart"/>
       <w:r>
         <w:t>CreateDocument</w:t>
       </w:r>
       <w:proofErr w:type="spellEnd"/>
       <w:r>
-        <w:t>(</w:t>
-      </w:r>
-      <w:proofErr w:type="gramEnd"/>
-      <w:r>
-        <w:t>);</w:t>
+        <w:t>();</w:t>
       </w:r>
     </w:p>
     <w:p>
@@ -756,20 +713,88 @@
         <w:t xml:space="preserve">class </w:t>
       </w:r>
       <w:proofErr w:type="spellStart"/>
-      <w:proofErr w:type="gramStart"/>
       <w:r>
         <w:t>WordFactory</w:t>
       </w:r>
       <w:proofErr w:type="spellEnd"/>
       <w:r>
-        <w:t xml:space="preserve"> :</w:t>
-      </w:r>
-      <w:proofErr w:type="gramEnd"/>
+        <w:t xml:space="preserve"> : </w:t>
+      </w:r>
+      <w:proofErr w:type="spellStart"/>
+      <w:r>
+        <w:t>DocumentFactory</w:t>
+      </w:r>
+      <w:proofErr w:type="spellEnd"/>
+    </w:p>
+    <w:p>
+      <w:r>
+        <w:t>{</w:t>
+      </w:r>
+    </w:p>
+    <w:p>
+      <w:r>
+        <w:t xml:space="preserve">    public override </w:t>
+      </w:r>
+      <w:proofErr w:type="spellStart"/>
+      <w:r>
+        <w:t>IDocument</w:t>
+      </w:r>
+      <w:proofErr w:type="spellEnd"/>
       <w:r>
         <w:t xml:space="preserve"> </w:t>
       </w:r>
       <w:proofErr w:type="spellStart"/>
       <w:r>
+        <w:t>CreateDocument</w:t>
+      </w:r>
+      <w:proofErr w:type="spellEnd"/>
+      <w:r>
+        <w:t>()</w:t>
+      </w:r>
+    </w:p>
+    <w:p>
+      <w:r>
+        <w:t xml:space="preserve">    {</w:t>
+      </w:r>
+    </w:p>
+    <w:p>
+      <w:r>
+        <w:t xml:space="preserve">        return new </w:t>
+      </w:r>
+      <w:proofErr w:type="spellStart"/>
+      <w:r>
+        <w:t>WordDocument</w:t>
+      </w:r>
+      <w:proofErr w:type="spellEnd"/>
+      <w:r>
+        <w:t>();</w:t>
+      </w:r>
+    </w:p>
+    <w:p>
+      <w:r>
+        <w:t xml:space="preserve">    }</w:t>
+      </w:r>
+    </w:p>
+    <w:p>
+      <w:r>
+        <w:t>}</w:t>
+      </w:r>
+    </w:p>
+    <w:p/>
+    <w:p>
+      <w:r>
+        <w:t xml:space="preserve">class </w:t>
+      </w:r>
+      <w:proofErr w:type="spellStart"/>
+      <w:r>
+        <w:t>PdfFactory</w:t>
+      </w:r>
+      <w:proofErr w:type="spellEnd"/>
+      <w:r>
+        <w:t xml:space="preserve"> : </w:t>
+      </w:r>
+      <w:proofErr w:type="spellStart"/>
+      <w:r>
         <w:t>DocumentFactory</w:t>
       </w:r>
       <w:proofErr w:type="spellEnd"/>
@@ -792,17 +817,12 @@
         <w:t xml:space="preserve"> </w:t>
       </w:r>
       <w:proofErr w:type="spellStart"/>
-      <w:proofErr w:type="gramStart"/>
       <w:r>
         <w:t>CreateDocument</w:t>
       </w:r>
       <w:proofErr w:type="spellEnd"/>
       <w:r>
-        <w:t>(</w:t>
-      </w:r>
-      <w:proofErr w:type="gramEnd"/>
-      <w:r>
-        <w:t>)</w:t>
+        <w:t>()</w:t>
       </w:r>
     </w:p>
     <w:p>
@@ -815,17 +835,12 @@
         <w:t xml:space="preserve">        return new </w:t>
       </w:r>
       <w:proofErr w:type="spellStart"/>
-      <w:proofErr w:type="gramStart"/>
-      <w:r>
-        <w:t>WordDocument</w:t>
-      </w:r>
-      <w:proofErr w:type="spellEnd"/>
-      <w:r>
-        <w:t>(</w:t>
-      </w:r>
-      <w:proofErr w:type="gramEnd"/>
-      <w:r>
-        <w:t>);</w:t>
+      <w:r>
+        <w:t>PdfDocument</w:t>
+      </w:r>
+      <w:proofErr w:type="spellEnd"/>
+      <w:r>
+        <w:t>();</w:t>
       </w:r>
     </w:p>
     <w:p>
@@ -844,53 +859,43 @@
         <w:t xml:space="preserve">class </w:t>
       </w:r>
       <w:proofErr w:type="spellStart"/>
-      <w:proofErr w:type="gramStart"/>
-      <w:r>
-        <w:t>PdfFactory</w:t>
-      </w:r>
-      <w:proofErr w:type="spellEnd"/>
-      <w:r>
-        <w:t xml:space="preserve"> :</w:t>
-      </w:r>
-      <w:proofErr w:type="gramEnd"/>
+      <w:r>
+        <w:t>ExcelFactory</w:t>
+      </w:r>
+      <w:proofErr w:type="spellEnd"/>
+      <w:r>
+        <w:t xml:space="preserve"> : </w:t>
+      </w:r>
+      <w:proofErr w:type="spellStart"/>
+      <w:r>
+        <w:t>DocumentFactory</w:t>
+      </w:r>
+      <w:proofErr w:type="spellEnd"/>
+    </w:p>
+    <w:p>
+      <w:r>
+        <w:t>{</w:t>
+      </w:r>
+    </w:p>
+    <w:p>
+      <w:r>
+        <w:t xml:space="preserve">    public override </w:t>
+      </w:r>
+      <w:proofErr w:type="spellStart"/>
+      <w:r>
+        <w:t>IDocument</w:t>
+      </w:r>
+      <w:proofErr w:type="spellEnd"/>
       <w:r>
         <w:t xml:space="preserve"> </w:t>
       </w:r>
       <w:proofErr w:type="spellStart"/>
       <w:r>
-        <w:t>DocumentFactory</w:t>
-      </w:r>
-      <w:proofErr w:type="spellEnd"/>
-    </w:p>
-    <w:p>
-      <w:r>
-        <w:t>{</w:t>
-      </w:r>
-    </w:p>
-    <w:p>
-      <w:r>
-        <w:t xml:space="preserve">    public override </w:t>
-      </w:r>
-      <w:proofErr w:type="spellStart"/>
-      <w:r>
-        <w:t>IDocument</w:t>
-      </w:r>
-      <w:proofErr w:type="spellEnd"/>
-      <w:r>
-        <w:t xml:space="preserve"> </w:t>
-      </w:r>
-      <w:proofErr w:type="spellStart"/>
-      <w:proofErr w:type="gramStart"/>
-      <w:r>
         <w:t>CreateDocument</w:t>
       </w:r>
       <w:proofErr w:type="spellEnd"/>
       <w:r>
-        <w:t>(</w:t>
-      </w:r>
-      <w:proofErr w:type="gramEnd"/>
-      <w:r>
-        <w:t>)</w:t>
+        <w:t>()</w:t>
       </w:r>
     </w:p>
     <w:p>
@@ -903,105 +908,12 @@
         <w:t xml:space="preserve">        return new </w:t>
       </w:r>
       <w:proofErr w:type="spellStart"/>
-      <w:proofErr w:type="gramStart"/>
-      <w:r>
-        <w:t>PdfDocument</w:t>
-      </w:r>
-      <w:proofErr w:type="spellEnd"/>
-      <w:r>
-        <w:t>(</w:t>
-      </w:r>
-      <w:proofErr w:type="gramEnd"/>
-      <w:r>
-        <w:t>);</w:t>
-      </w:r>
-    </w:p>
-    <w:p>
-      <w:r>
-        <w:t xml:space="preserve">    }</w:t>
-      </w:r>
-    </w:p>
-    <w:p>
-      <w:r>
-        <w:t>}</w:t>
-      </w:r>
-    </w:p>
-    <w:p/>
-    <w:p>
-      <w:r>
-        <w:t xml:space="preserve">class </w:t>
-      </w:r>
-      <w:proofErr w:type="spellStart"/>
-      <w:proofErr w:type="gramStart"/>
-      <w:r>
-        <w:t>ExcelFactory</w:t>
-      </w:r>
-      <w:proofErr w:type="spellEnd"/>
-      <w:r>
-        <w:t xml:space="preserve"> :</w:t>
-      </w:r>
-      <w:proofErr w:type="gramEnd"/>
-      <w:r>
-        <w:t xml:space="preserve"> </w:t>
-      </w:r>
-      <w:proofErr w:type="spellStart"/>
-      <w:r>
-        <w:t>DocumentFactory</w:t>
-      </w:r>
-      <w:proofErr w:type="spellEnd"/>
-    </w:p>
-    <w:p>
-      <w:r>
-        <w:t>{</w:t>
-      </w:r>
-    </w:p>
-    <w:p>
-      <w:r>
-        <w:t xml:space="preserve">    public override </w:t>
-      </w:r>
-      <w:proofErr w:type="spellStart"/>
-      <w:r>
-        <w:t>IDocument</w:t>
-      </w:r>
-      <w:proofErr w:type="spellEnd"/>
-      <w:r>
-        <w:t xml:space="preserve"> </w:t>
-      </w:r>
-      <w:proofErr w:type="spellStart"/>
-      <w:proofErr w:type="gramStart"/>
-      <w:r>
-        <w:t>CreateDocument</w:t>
-      </w:r>
-      <w:proofErr w:type="spellEnd"/>
-      <w:r>
-        <w:t>(</w:t>
-      </w:r>
-      <w:proofErr w:type="gramEnd"/>
-      <w:r>
-        <w:t>)</w:t>
-      </w:r>
-    </w:p>
-    <w:p>
-      <w:r>
-        <w:t xml:space="preserve">    {</w:t>
-      </w:r>
-    </w:p>
-    <w:p>
-      <w:r>
-        <w:t xml:space="preserve">        return new </w:t>
-      </w:r>
-      <w:proofErr w:type="spellStart"/>
-      <w:proofErr w:type="gramStart"/>
       <w:r>
         <w:t>ExcelDocument</w:t>
       </w:r>
       <w:proofErr w:type="spellEnd"/>
       <w:r>
-        <w:t>(</w:t>
-      </w:r>
-      <w:proofErr w:type="gramEnd"/>
-      <w:r>
-        <w:t>);</w:t>
+        <w:t>();</w:t>
       </w:r>
     </w:p>
     <w:p>
@@ -1028,15 +940,7 @@
     </w:p>
     <w:p>
       <w:r>
-        <w:t xml:space="preserve">    static void Main(</w:t>
-      </w:r>
-      <w:proofErr w:type="gramStart"/>
-      <w:r>
-        <w:t>string[</w:t>
-      </w:r>
-      <w:proofErr w:type="gramEnd"/>
-      <w:r>
-        <w:t xml:space="preserve">] </w:t>
+        <w:t xml:space="preserve">    static void Main(string[] </w:t>
       </w:r>
       <w:proofErr w:type="spellStart"/>
       <w:r>
@@ -1073,17 +977,12 @@
         <w:t xml:space="preserve"> = new </w:t>
       </w:r>
       <w:proofErr w:type="spellStart"/>
-      <w:proofErr w:type="gramStart"/>
       <w:r>
         <w:t>WordFactory</w:t>
       </w:r>
       <w:proofErr w:type="spellEnd"/>
       <w:r>
-        <w:t>(</w:t>
-      </w:r>
-      <w:proofErr w:type="gramEnd"/>
-      <w:r>
-        <w:t>);</w:t>
+        <w:t>();</w:t>
       </w:r>
     </w:p>
     <w:p>
@@ -1112,12 +1011,10 @@
         <w:t xml:space="preserve">        </w:t>
       </w:r>
       <w:proofErr w:type="spellStart"/>
-      <w:proofErr w:type="gramStart"/>
       <w:r>
         <w:t>word.Open</w:t>
       </w:r>
       <w:proofErr w:type="spellEnd"/>
-      <w:proofErr w:type="gramEnd"/>
       <w:r>
         <w:t>();</w:t>
       </w:r>
@@ -1144,17 +1041,12 @@
         <w:t xml:space="preserve"> = new </w:t>
       </w:r>
       <w:proofErr w:type="spellStart"/>
-      <w:proofErr w:type="gramStart"/>
       <w:r>
         <w:t>PdfFactory</w:t>
       </w:r>
       <w:proofErr w:type="spellEnd"/>
       <w:r>
-        <w:t>(</w:t>
-      </w:r>
-      <w:proofErr w:type="gramEnd"/>
-      <w:r>
-        <w:t>);</w:t>
+        <w:t>();</w:t>
       </w:r>
     </w:p>
     <w:p>
@@ -1183,12 +1075,10 @@
         <w:t xml:space="preserve">        </w:t>
       </w:r>
       <w:proofErr w:type="spellStart"/>
-      <w:proofErr w:type="gramStart"/>
       <w:r>
         <w:t>pdf.Open</w:t>
       </w:r>
       <w:proofErr w:type="spellEnd"/>
-      <w:proofErr w:type="gramEnd"/>
       <w:r>
         <w:t>();</w:t>
       </w:r>
@@ -1215,17 +1105,12 @@
         <w:t xml:space="preserve"> = new </w:t>
       </w:r>
       <w:proofErr w:type="spellStart"/>
-      <w:proofErr w:type="gramStart"/>
       <w:r>
         <w:t>ExcelFactory</w:t>
       </w:r>
       <w:proofErr w:type="spellEnd"/>
       <w:r>
-        <w:t>(</w:t>
-      </w:r>
-      <w:proofErr w:type="gramEnd"/>
-      <w:r>
-        <w:t>);</w:t>
+        <w:t>();</w:t>
       </w:r>
     </w:p>
     <w:p>
@@ -1254,12 +1139,10 @@
         <w:t xml:space="preserve">        </w:t>
       </w:r>
       <w:proofErr w:type="spellStart"/>
-      <w:proofErr w:type="gramStart"/>
       <w:r>
         <w:t>excel.Open</w:t>
       </w:r>
       <w:proofErr w:type="spellEnd"/>
-      <w:proofErr w:type="gramEnd"/>
       <w:r>
         <w:t>();</w:t>
       </w:r>
@@ -1281,6 +1164,9 @@
     </w:p>
     <w:p>
       <w:r>
+        <w:rPr>
+          <w:noProof/>
+        </w:rPr>
         <w:drawing>
           <wp:inline distT="0" distB="0" distL="0" distR="0" wp14:anchorId="77D10371" wp14:editId="287DFB3E">
             <wp:extent cx="3246401" cy="1310754"/>
